--- a/Azramata_OODA.docx
+++ b/Azramata_OODA.docx
@@ -3,14 +3,94 @@
 <w:document xmlns:wpc="http://schemas.microsoft.com/office/word/2010/wordprocessingCanvas" xmlns:cx="http://schemas.microsoft.com/office/drawing/2014/chartex" xmlns:cx1="http://schemas.microsoft.com/office/drawing/2015/9/8/chartex" xmlns:cx2="http://schemas.microsoft.com/office/drawing/2015/10/21/chartex" xmlns:cx3="http://schemas.microsoft.com/office/drawing/2016/5/9/chartex" xmlns:cx4="http://schemas.microsoft.com/office/drawing/2016/5/10/chartex" xmlns:cx5="http://schemas.microsoft.com/office/drawing/2016/5/11/chartex" xmlns:cx6="http://schemas.microsoft.com/office/drawing/2016/5/12/chartex" xmlns:cx7="http://schemas.microsoft.com/office/drawing/2016/5/13/chartex" xmlns:cx8="http://schemas.microsoft.com/office/drawing/2016/5/14/chartex" xmlns:mc="http://schemas.openxmlformats.org/markup-compatibility/2006" xmlns:aink="http://schemas.microsoft.com/office/drawing/2016/ink" xmlns:am3d="http://schemas.microsoft.com/office/drawing/2017/model3d" xmlns:o="urn:schemas-microsoft-com:office:office" xmlns:oel="http://schemas.microsoft.com/office/2019/extlst" xmlns:r="http://schemas.openxmlformats.org/officeDocument/2006/relationships" xmlns:m="http://schemas.openxmlformats.org/officeDocument/2006/math" xmlns:v="urn:schemas-microsoft-com:vml" xmlns:wp14="http://schemas.microsoft.com/office/word/2010/wordprocessingDrawing" xmlns:wp="http://schemas.openxmlformats.org/drawingml/2006/wordprocessingDrawing" xmlns:w10="urn:schemas-microsoft-com:office:word" xmlns:w="http://schemas.openxmlformats.org/wordprocessingml/2006/main" xmlns:w14="http://schemas.microsoft.com/office/word/2010/wordml" xmlns:w15="http://schemas.microsoft.com/office/word/2012/wordml" xmlns:w16cex="http://schemas.microsoft.com/office/word/2018/wordml/cex" xmlns:w16cid="http://schemas.microsoft.com/office/word/2016/wordml/cid" xmlns:w16="http://schemas.microsoft.com/office/word/2018/wordml" xmlns:w16sdtdh="http://schemas.microsoft.com/office/word/2020/wordml/sdtdatahash" xmlns:w16se="http://schemas.microsoft.com/office/word/2015/wordml/symex" xmlns:wpg="http://schemas.microsoft.com/office/word/2010/wordprocessingGroup" xmlns:wpi="http://schemas.microsoft.com/office/word/2010/wordprocessingInk" xmlns:wne="http://schemas.microsoft.com/office/word/2006/wordml" xmlns:wps="http://schemas.microsoft.com/office/word/2010/wordprocessingShape" mc:Ignorable="w14 w15 w16se w16cid w16 w16cex w16sdtdh wp14">
   <w:body>
     <w:p>
+      <w:r>
+        <w:t xml:space="preserve">Autor: Piotr Chyżyński + </w:t>
+      </w:r>
+      <w:proofErr w:type="spellStart"/>
+      <w:r>
+        <w:t>Azramata</w:t>
+      </w:r>
+      <w:proofErr w:type="spellEnd"/>
+      <w:r>
+        <w:rPr>
+          <w:noProof/>
+        </w:rPr>
+        <w:t xml:space="preserve"> </w:t>
+      </w:r>
+      <w:r>
+        <w:rPr>
+          <w:noProof/>
+        </w:rPr>
+        <w:drawing>
+          <wp:anchor distT="0" distB="0" distL="114300" distR="114300" simplePos="0" relativeHeight="251659264" behindDoc="0" locked="0" layoutInCell="1" allowOverlap="1" wp14:anchorId="46C52B1D" wp14:editId="4D815A07">
+            <wp:simplePos x="0" y="0"/>
+            <wp:positionH relativeFrom="margin">
+              <wp:align>center</wp:align>
+            </wp:positionH>
+            <wp:positionV relativeFrom="page">
+              <wp:posOffset>1504315</wp:posOffset>
+            </wp:positionV>
+            <wp:extent cx="2192400" cy="2192400"/>
+            <wp:effectExtent l="0" t="0" r="0" b="0"/>
+            <wp:wrapTopAndBottom/>
+            <wp:docPr id="8" name="Obraz 8"/>
+            <wp:cNvGraphicFramePr>
+              <a:graphicFrameLocks xmlns:a="http://schemas.openxmlformats.org/drawingml/2006/main" noChangeAspect="1"/>
+            </wp:cNvGraphicFramePr>
+            <a:graphic xmlns:a="http://schemas.openxmlformats.org/drawingml/2006/main">
+              <a:graphicData uri="http://schemas.openxmlformats.org/drawingml/2006/picture">
+                <pic:pic xmlns:pic="http://schemas.openxmlformats.org/drawingml/2006/picture">
+                  <pic:nvPicPr>
+                    <pic:cNvPr id="0" name="Picture 36"/>
+                    <pic:cNvPicPr>
+                      <a:picLocks noChangeAspect="1" noChangeArrowheads="1"/>
+                    </pic:cNvPicPr>
+                  </pic:nvPicPr>
+                  <pic:blipFill>
+                    <a:blip r:embed="rId5" cstate="print">
+                      <a:extLst>
+                        <a:ext uri="{28A0092B-C50C-407E-A947-70E740481C1C}">
+                          <a14:useLocalDpi xmlns:a14="http://schemas.microsoft.com/office/drawing/2010/main" val="0"/>
+                        </a:ext>
+                      </a:extLst>
+                    </a:blip>
+                    <a:srcRect/>
+                    <a:stretch>
+                      <a:fillRect/>
+                    </a:stretch>
+                  </pic:blipFill>
+                  <pic:spPr bwMode="auto">
+                    <a:xfrm>
+                      <a:off x="0" y="0"/>
+                      <a:ext cx="2192400" cy="2192400"/>
+                    </a:xfrm>
+                    <a:prstGeom prst="rect">
+                      <a:avLst/>
+                    </a:prstGeom>
+                    <a:noFill/>
+                    <a:ln>
+                      <a:noFill/>
+                    </a:ln>
+                  </pic:spPr>
+                </pic:pic>
+              </a:graphicData>
+            </a:graphic>
+            <wp14:sizeRelH relativeFrom="margin">
+              <wp14:pctWidth>0</wp14:pctWidth>
+            </wp14:sizeRelH>
+            <wp14:sizeRelV relativeFrom="margin">
+              <wp14:pctHeight>0</wp14:pctHeight>
+            </wp14:sizeRelV>
+          </wp:anchor>
+        </w:drawing>
+      </w:r>
+    </w:p>
+    <w:p>
       <w:pPr>
         <w:pStyle w:val="Nagwek1"/>
       </w:pPr>
       <w:r>
-        <w:t>Pętla</w:t>
-      </w:r>
-      <w:r>
-        <w:t xml:space="preserve"> OODA</w:t>
+        <w:t>Pętla OODA</w:t>
       </w:r>
     </w:p>
     <w:p>
@@ -271,6 +351,7 @@
       </w:pPr>
       <w:proofErr w:type="spellStart"/>
       <w:r>
+        <w:lastRenderedPageBreak/>
         <w:t>Azramata</w:t>
       </w:r>
       <w:proofErr w:type="spellEnd"/>
@@ -365,7 +446,6 @@
         <w:rPr>
           <w:rFonts w:ascii="Segoe UI Emoji" w:hAnsi="Segoe UI Emoji" w:cs="Segoe UI Emoji"/>
         </w:rPr>
-        <w:lastRenderedPageBreak/>
         <w:t>⭐</w:t>
       </w:r>
       <w:r>
@@ -648,6 +728,7 @@
           <w:sz w:val="28"/>
           <w:szCs w:val="28"/>
         </w:rPr>
+        <w:lastRenderedPageBreak/>
         <w:t>🪖 Meldunki patrolu rozpoznawczego</w:t>
       </w:r>
     </w:p>
@@ -862,7 +943,6 @@
         </w:numPr>
       </w:pPr>
       <w:r>
-        <w:lastRenderedPageBreak/>
         <w:t>oznaczanie podejrzanych punktów</w:t>
       </w:r>
     </w:p>
@@ -961,125 +1041,245 @@
         <w:t>Z UWP → spójny obraz sytuacji</w:t>
       </w:r>
       <w:r>
-        <w:t xml:space="preserve"> + aktualizacja sytuacji na </w:t>
+        <w:t xml:space="preserve"> + aktualizacja sytuacji na bie</w:t>
+      </w:r>
+      <w:r>
+        <w:t>ż</w:t>
+      </w:r>
+      <w:r>
+        <w:t>ąco</w:t>
+      </w:r>
+      <w:r>
+        <w:t>.</w:t>
+      </w:r>
+    </w:p>
+    <w:p>
+      <w:pPr>
+        <w:pStyle w:val="Nagwek2"/>
+      </w:pPr>
+      <w:r>
+        <w:rPr>
+          <w:rFonts w:ascii="Segoe UI Emoji" w:hAnsi="Segoe UI Emoji" w:cs="Segoe UI Emoji"/>
+        </w:rPr>
+        <w:t>🔵</w:t>
+      </w:r>
+      <w:r>
+        <w:t xml:space="preserve"> 2. ORIENT — INTERPRETACJA DANYCH (KLUCZOWY MOMENT)</w:t>
+      </w:r>
+    </w:p>
+    <w:p>
+      <w:r>
+        <w:t>Dowódca batalionu i sztab robią ORIENT:</w:t>
+      </w:r>
+    </w:p>
+    <w:p>
+      <w:r>
+        <w:rPr>
+          <w:rFonts w:ascii="Segoe UI Symbol" w:hAnsi="Segoe UI Symbol" w:cs="Segoe UI Symbol"/>
+        </w:rPr>
+        <w:t>✔</w:t>
+      </w:r>
+      <w:r>
+        <w:t xml:space="preserve"> czy to nasze jednostki?</w:t>
+      </w:r>
+    </w:p>
+    <w:p>
+      <w:r>
+        <w:t>(brak transponderów → NIE)</w:t>
+      </w:r>
+    </w:p>
+    <w:p>
+      <w:r>
+        <w:rPr>
+          <w:rFonts w:ascii="Segoe UI Symbol" w:hAnsi="Segoe UI Symbol" w:cs="Segoe UI Symbol"/>
+        </w:rPr>
+        <w:t>✔</w:t>
+      </w:r>
+      <w:r>
+        <w:t xml:space="preserve"> jaki rodzaj przeciwnika?</w:t>
+      </w:r>
+    </w:p>
+    <w:p>
+      <w:r>
+        <w:t>(dane z SIGINT + obserwacja drona → zmechanizowana grupa taktyczna)</w:t>
+      </w:r>
+    </w:p>
+    <w:p>
+      <w:r>
+        <w:rPr>
+          <w:rFonts w:ascii="Segoe UI Symbol" w:hAnsi="Segoe UI Symbol" w:cs="Segoe UI Symbol"/>
+        </w:rPr>
+        <w:t>✔</w:t>
+      </w:r>
+      <w:r>
+        <w:t xml:space="preserve"> kierunek ruchu?</w:t>
+      </w:r>
+    </w:p>
+    <w:p>
+      <w:r>
+        <w:t>(na nasze lewe skrzydło)</w:t>
+      </w:r>
+    </w:p>
+    <w:p>
+      <w:r>
+        <w:rPr>
+          <w:rFonts w:ascii="Segoe UI Symbol" w:hAnsi="Segoe UI Symbol" w:cs="Segoe UI Symbol"/>
+        </w:rPr>
+        <w:t>✔</w:t>
+      </w:r>
+      <w:r>
+        <w:t xml:space="preserve"> tempo?</w:t>
+      </w:r>
+    </w:p>
+    <w:p>
+      <w:r>
+        <w:t xml:space="preserve">(średnie, więc nie jest to natarcie </w:t>
       </w:r>
       <w:proofErr w:type="spellStart"/>
       <w:r>
-        <w:t>bierząco</w:t>
+        <w:t>pełnoskalowe</w:t>
       </w:r>
       <w:proofErr w:type="spellEnd"/>
       <w:r>
-        <w:t>.</w:t>
-      </w:r>
-    </w:p>
-    <w:p>
-      <w:pPr>
-        <w:pStyle w:val="Nagwek2"/>
+        <w:t>)</w:t>
+      </w:r>
+    </w:p>
+    <w:p>
+      <w:r>
+        <w:rPr>
+          <w:rFonts w:ascii="Segoe UI Symbol" w:hAnsi="Segoe UI Symbol" w:cs="Segoe UI Symbol"/>
+        </w:rPr>
+        <w:t>✔</w:t>
+      </w:r>
+      <w:r>
+        <w:t xml:space="preserve"> intencja przeciwnika?</w:t>
+      </w:r>
+    </w:p>
+    <w:p>
+      <w:pPr>
+        <w:pStyle w:val="Akapitzlist"/>
+        <w:numPr>
+          <w:ilvl w:val="0"/>
+          <w:numId w:val="10"/>
+        </w:numPr>
+      </w:pPr>
+      <w:r>
+        <w:t>obejście skrzydła</w:t>
+      </w:r>
+    </w:p>
+    <w:p>
+      <w:pPr>
+        <w:pStyle w:val="Akapitzlist"/>
+        <w:numPr>
+          <w:ilvl w:val="0"/>
+          <w:numId w:val="10"/>
+        </w:numPr>
+      </w:pPr>
+      <w:r>
+        <w:t>rozpoznanie bojem</w:t>
+      </w:r>
+    </w:p>
+    <w:p>
+      <w:pPr>
+        <w:pStyle w:val="Akapitzlist"/>
+        <w:numPr>
+          <w:ilvl w:val="0"/>
+          <w:numId w:val="10"/>
+        </w:numPr>
+      </w:pPr>
+      <w:r>
+        <w:lastRenderedPageBreak/>
+        <w:t>przygotowanie pod ostrzał artyleryjski</w:t>
+      </w:r>
+    </w:p>
+    <w:p>
+      <w:r>
+        <w:rPr>
+          <w:rFonts w:ascii="Segoe UI Symbol" w:hAnsi="Segoe UI Symbol" w:cs="Segoe UI Symbol"/>
+        </w:rPr>
+        <w:t>✔</w:t>
+      </w:r>
+      <w:r>
+        <w:t xml:space="preserve"> zagrożenie natychmiastowe?</w:t>
+      </w:r>
+    </w:p>
+    <w:p>
+      <w:r>
+        <w:t>średnie → narasta w czasie</w:t>
+      </w:r>
+    </w:p>
+    <w:p>
+      <w:r>
+        <w:rPr>
+          <w:rFonts w:ascii="Segoe UI Symbol" w:hAnsi="Segoe UI Symbol" w:cs="Segoe UI Symbol"/>
+        </w:rPr>
+        <w:t>✔</w:t>
+      </w:r>
+      <w:r>
+        <w:t xml:space="preserve"> czy batalion jest w pozycji zagrożenia?</w:t>
+      </w:r>
+    </w:p>
+    <w:p>
+      <w:r>
+        <w:t>flanka otwarta → ryzyko jest realne</w:t>
+      </w:r>
+    </w:p>
+    <w:p>
+      <w:r>
+        <w:t>To wszystko powstaje w ORIENT.</w:t>
+      </w:r>
+    </w:p>
+    <w:p>
+      <w:pPr>
+        <w:pStyle w:val="Nagwek3"/>
       </w:pPr>
       <w:r>
         <w:rPr>
           <w:rFonts w:ascii="Segoe UI Emoji" w:hAnsi="Segoe UI Emoji" w:cs="Segoe UI Emoji"/>
         </w:rPr>
-        <w:t>🔵</w:t>
-      </w:r>
-      <w:r>
-        <w:t xml:space="preserve"> 2. ORIENT — INTERPRETACJA DANYCH (KLUCZOWY MOMENT)</w:t>
-      </w:r>
-    </w:p>
-    <w:p>
-      <w:r>
-        <w:t>Dowódca batalionu i sztab robią ORIENT:</w:t>
-      </w:r>
-    </w:p>
-    <w:p>
-      <w:r>
-        <w:rPr>
-          <w:rFonts w:ascii="Segoe UI Symbol" w:hAnsi="Segoe UI Symbol" w:cs="Segoe UI Symbol"/>
-        </w:rPr>
-        <w:t>✔</w:t>
-      </w:r>
-      <w:r>
-        <w:t xml:space="preserve"> czy to nasze jednostki?</w:t>
-      </w:r>
-    </w:p>
-    <w:p>
-      <w:r>
-        <w:t>(brak transponderów → NIE)</w:t>
-      </w:r>
-    </w:p>
-    <w:p>
-      <w:r>
-        <w:rPr>
-          <w:rFonts w:ascii="Segoe UI Symbol" w:hAnsi="Segoe UI Symbol" w:cs="Segoe UI Symbol"/>
-        </w:rPr>
-        <w:t>✔</w:t>
-      </w:r>
-      <w:r>
-        <w:t xml:space="preserve"> jaki rodzaj przeciwnika?</w:t>
-      </w:r>
-    </w:p>
-    <w:p>
-      <w:r>
-        <w:t xml:space="preserve">(dane z SIGINT + obserwacja </w:t>
+        <w:t>🧠</w:t>
+      </w:r>
+      <w:r>
+        <w:t xml:space="preserve"> </w:t>
+      </w:r>
+      <w:r>
+        <w:t xml:space="preserve">I teraz Game </w:t>
       </w:r>
       <w:proofErr w:type="spellStart"/>
       <w:r>
-        <w:t>drona</w:t>
+        <w:t>Changer</w:t>
       </w:r>
       <w:proofErr w:type="spellEnd"/>
       <w:r>
-        <w:t xml:space="preserve"> → zmechanizowana grupa taktyczna)</w:t>
-      </w:r>
-    </w:p>
-    <w:p>
-      <w:r>
-        <w:rPr>
-          <w:rFonts w:ascii="Segoe UI Symbol" w:hAnsi="Segoe UI Symbol" w:cs="Segoe UI Symbol"/>
-        </w:rPr>
-        <w:t>✔</w:t>
-      </w:r>
-      <w:r>
-        <w:t xml:space="preserve"> kierunek ruchu?</w:t>
-      </w:r>
-    </w:p>
-    <w:p>
-      <w:r>
-        <w:t>(na nasze lewe skrzydło)</w:t>
-      </w:r>
-    </w:p>
-    <w:p>
-      <w:r>
-        <w:rPr>
-          <w:rFonts w:ascii="Segoe UI Symbol" w:hAnsi="Segoe UI Symbol" w:cs="Segoe UI Symbol"/>
-        </w:rPr>
-        <w:t>✔</w:t>
-      </w:r>
-      <w:r>
-        <w:t xml:space="preserve"> tempo?</w:t>
-      </w:r>
-    </w:p>
-    <w:p>
-      <w:r>
-        <w:t xml:space="preserve">(średnie, więc nie jest to natarcie </w:t>
-      </w:r>
-      <w:proofErr w:type="spellStart"/>
-      <w:r>
-        <w:t>pełnoskalowe</w:t>
-      </w:r>
-      <w:proofErr w:type="spellEnd"/>
-      <w:r>
-        <w:t>)</w:t>
-      </w:r>
-    </w:p>
-    <w:p>
-      <w:r>
-        <w:rPr>
-          <w:rFonts w:ascii="Segoe UI Symbol" w:hAnsi="Segoe UI Symbol" w:cs="Segoe UI Symbol"/>
-        </w:rPr>
-        <w:t>✔</w:t>
-      </w:r>
-      <w:r>
-        <w:t xml:space="preserve"> intencja przeciwnika?</w:t>
+        <w:t xml:space="preserve">: </w:t>
+      </w:r>
+      <w:r>
+        <w:t>UWP — co dodaje do ORIENT</w:t>
+      </w:r>
+      <w:r>
+        <w:t>?</w:t>
+      </w:r>
+    </w:p>
+    <w:p>
+      <w:pPr>
+        <w:pStyle w:val="Nagwek4"/>
+      </w:pPr>
+      <w:r>
+        <w:rPr>
+          <w:rFonts w:ascii="Segoe UI Emoji" w:hAnsi="Segoe UI Emoji" w:cs="Segoe UI Emoji"/>
+        </w:rPr>
+        <w:t>⭐</w:t>
+      </w:r>
+      <w:r>
+        <w:t xml:space="preserve"> 1. Łączy dane z różnych domen</w:t>
+      </w:r>
+      <w:r>
+        <w:t xml:space="preserve"> (przypomina to zarządzanie infrastrukturą teleinformatyczną teraz – poprzez serwery – zamiast przełączać telefony ręcznie)</w:t>
+      </w:r>
+    </w:p>
+    <w:p>
+      <w:r>
+        <w:t>Zamiast ręcznie łączyć:</w:t>
       </w:r>
     </w:p>
     <w:p>
@@ -1087,137 +1287,10 @@
         <w:pStyle w:val="Akapitzlist"/>
         <w:numPr>
           <w:ilvl w:val="0"/>
-          <w:numId w:val="10"/>
-        </w:numPr>
-      </w:pPr>
-      <w:r>
-        <w:t>obejście skrzydła</w:t>
-      </w:r>
-    </w:p>
-    <w:p>
-      <w:pPr>
-        <w:pStyle w:val="Akapitzlist"/>
-        <w:numPr>
-          <w:ilvl w:val="0"/>
-          <w:numId w:val="10"/>
-        </w:numPr>
-      </w:pPr>
-      <w:r>
-        <w:t>rozpoznanie bojem</w:t>
-      </w:r>
-    </w:p>
-    <w:p>
-      <w:pPr>
-        <w:pStyle w:val="Akapitzlist"/>
-        <w:numPr>
-          <w:ilvl w:val="0"/>
-          <w:numId w:val="10"/>
-        </w:numPr>
-      </w:pPr>
-      <w:r>
-        <w:t>przygotowanie pod ostrzał artyleryjski</w:t>
-      </w:r>
-    </w:p>
-    <w:p>
-      <w:r>
-        <w:rPr>
-          <w:rFonts w:ascii="Segoe UI Symbol" w:hAnsi="Segoe UI Symbol" w:cs="Segoe UI Symbol"/>
-        </w:rPr>
-        <w:t>✔</w:t>
-      </w:r>
-      <w:r>
-        <w:t xml:space="preserve"> zagrożenie natychmiastowe?</w:t>
-      </w:r>
-    </w:p>
-    <w:p>
-      <w:r>
-        <w:t>średnie → narasta w czasie</w:t>
-      </w:r>
-    </w:p>
-    <w:p>
-      <w:r>
-        <w:rPr>
-          <w:rFonts w:ascii="Segoe UI Symbol" w:hAnsi="Segoe UI Symbol" w:cs="Segoe UI Symbol"/>
-        </w:rPr>
-        <w:t>✔</w:t>
-      </w:r>
-      <w:r>
-        <w:t xml:space="preserve"> czy batalion jest w pozycji zagrożenia?</w:t>
-      </w:r>
-    </w:p>
-    <w:p>
-      <w:r>
-        <w:t>flanka otwarta → ryzyko jest realne</w:t>
-      </w:r>
-    </w:p>
-    <w:p>
-      <w:r>
-        <w:t>To wszystko powstaje w ORIENT.</w:t>
-      </w:r>
-    </w:p>
-    <w:p>
-      <w:pPr>
-        <w:pStyle w:val="Nagwek3"/>
-      </w:pPr>
-      <w:r>
-        <w:rPr>
-          <w:rFonts w:ascii="Segoe UI Emoji" w:hAnsi="Segoe UI Emoji" w:cs="Segoe UI Emoji"/>
-        </w:rPr>
-        <w:t>🧠</w:t>
-      </w:r>
-      <w:r>
-        <w:t xml:space="preserve"> </w:t>
-      </w:r>
-      <w:r>
-        <w:t xml:space="preserve">I teraz Game </w:t>
-      </w:r>
-      <w:proofErr w:type="spellStart"/>
-      <w:r>
-        <w:t>Changer</w:t>
-      </w:r>
-      <w:proofErr w:type="spellEnd"/>
-      <w:r>
-        <w:t xml:space="preserve">: </w:t>
-      </w:r>
-      <w:r>
-        <w:t>UWP — co dodaje do ORIENT</w:t>
-      </w:r>
-      <w:r>
-        <w:t>?</w:t>
-      </w:r>
-    </w:p>
-    <w:p>
-      <w:pPr>
-        <w:pStyle w:val="Nagwek4"/>
-      </w:pPr>
-      <w:r>
-        <w:rPr>
-          <w:rFonts w:ascii="Segoe UI Emoji" w:hAnsi="Segoe UI Emoji" w:cs="Segoe UI Emoji"/>
-        </w:rPr>
-        <w:t>⭐</w:t>
-      </w:r>
-      <w:r>
-        <w:t xml:space="preserve"> 1. Łączy dane z różnych domen</w:t>
-      </w:r>
-      <w:r>
-        <w:t xml:space="preserve"> (przypomina to zarządzanie infrastrukturą teleinformatyczną teraz – poprzez serwery – zamiast przełączać telefony ręcznie)</w:t>
-      </w:r>
-    </w:p>
-    <w:p>
-      <w:r>
-        <w:t>Zamiast ręcznie łączyć:</w:t>
-      </w:r>
-    </w:p>
-    <w:p>
-      <w:pPr>
-        <w:pStyle w:val="Akapitzlist"/>
-        <w:numPr>
-          <w:ilvl w:val="0"/>
           <w:numId w:val="20"/>
         </w:numPr>
       </w:pPr>
       <w:r>
-        <w:lastRenderedPageBreak/>
         <w:t>radio</w:t>
       </w:r>
     </w:p>
@@ -1346,15 +1419,7 @@
         </w:numPr>
       </w:pPr>
       <w:r>
-        <w:t xml:space="preserve">obraz z </w:t>
-      </w:r>
-      <w:proofErr w:type="spellStart"/>
-      <w:r>
-        <w:t>drona</w:t>
-      </w:r>
-      <w:proofErr w:type="spellEnd"/>
-      <w:r>
-        <w:t xml:space="preserve"> = 3 pojazdy</w:t>
+        <w:t>obraz z drona = 3 pojazdy</w:t>
       </w:r>
     </w:p>
     <w:p>
@@ -1447,6 +1512,7 @@
         <w:rPr>
           <w:rFonts w:ascii="Segoe UI Symbol" w:hAnsi="Segoe UI Symbol" w:cs="Segoe UI Symbol"/>
         </w:rPr>
+        <w:lastRenderedPageBreak/>
         <w:t>➡</w:t>
       </w:r>
       <w:r>
@@ -1566,7 +1632,6 @@
         </w:numPr>
       </w:pPr>
       <w:r>
-        <w:lastRenderedPageBreak/>
         <w:t>obejście skrzydła — 68%</w:t>
       </w:r>
     </w:p>
@@ -1771,6 +1836,7 @@
         </w:numPr>
       </w:pPr>
       <w:r>
+        <w:lastRenderedPageBreak/>
         <w:t>widzi co innego</w:t>
       </w:r>
     </w:p>
@@ -1884,7 +1950,6 @@
         <w:rPr>
           <w:rFonts w:ascii="Segoe UI Symbol" w:hAnsi="Segoe UI Symbol" w:cs="Segoe UI Symbol"/>
         </w:rPr>
-        <w:lastRenderedPageBreak/>
         <w:t>✔</w:t>
       </w:r>
       <w:r>
@@ -2208,6 +2273,7 @@
                 <w:b/>
                 <w:bCs/>
               </w:rPr>
+              <w:lastRenderedPageBreak/>
               <w:t>OPCJA</w:t>
             </w:r>
           </w:p>
@@ -2471,7 +2537,6 @@
         <w:rPr>
           <w:rFonts w:ascii="Segoe UI Emoji" w:hAnsi="Segoe UI Emoji" w:cs="Segoe UI Emoji"/>
         </w:rPr>
-        <w:lastRenderedPageBreak/>
         <w:t>🧠</w:t>
       </w:r>
       <w:r>
@@ -2723,6 +2788,7 @@
         </w:numPr>
       </w:pPr>
       <w:r>
+        <w:lastRenderedPageBreak/>
         <w:t>zakłócenia SIGINT o niskiej wartości</w:t>
       </w:r>
     </w:p>
@@ -2792,7 +2858,6 @@
         <w:rPr>
           <w:rFonts w:ascii="Segoe UI Emoji" w:hAnsi="Segoe UI Emoji" w:cs="Segoe UI Emoji"/>
         </w:rPr>
-        <w:lastRenderedPageBreak/>
         <w:t>🧠</w:t>
       </w:r>
       <w:r>
@@ -3130,6 +3195,7 @@
           <w:b/>
           <w:bCs/>
         </w:rPr>
+        <w:lastRenderedPageBreak/>
         <w:t>Paradoksalnie dokonuje się przełom w prowadzeniu wojny, Zwycięstwo Moralne jest nasze – to coś co jest ciężko osiągalne w sytuacji bojowej.</w:t>
       </w:r>
     </w:p>
@@ -3183,9 +3249,6 @@
       </w:r>
       <w:r>
         <w:br/>
-      </w:r>
-      <w:r>
-        <w:lastRenderedPageBreak/>
         <w:t>• rozpoznanie wysyła patrol dronów FPV</w:t>
       </w:r>
       <w:r>
@@ -3469,6 +3532,7 @@
         <w:rPr>
           <w:rFonts w:ascii="Segoe UI Symbol" w:hAnsi="Segoe UI Symbol" w:cs="Segoe UI Symbol"/>
         </w:rPr>
+        <w:lastRenderedPageBreak/>
         <w:t>➡</w:t>
       </w:r>
       <w:r>
@@ -3637,7 +3701,6 @@
     </w:p>
     <w:p>
       <w:r>
-        <w:lastRenderedPageBreak/>
         <w:pict w14:anchorId="4E5536C7">
           <v:rect id="_x0000_i1040" style="width:0;height:1.5pt" o:hralign="center" o:hrstd="t" o:hr="t" fillcolor="#a0a0a0" stroked="f"/>
         </w:pict>
@@ -3654,13 +3717,8 @@
         <w:t>🧠</w:t>
       </w:r>
       <w:r>
-        <w:t xml:space="preserve"> 4. Automatyczna synchronizacja działań między </w:t>
-      </w:r>
-      <w:proofErr w:type="spellStart"/>
-      <w:r>
-        <w:t>kompaniiami</w:t>
-      </w:r>
-      <w:proofErr w:type="spellEnd"/>
+        <w:t xml:space="preserve"> 4. Automatyczna synchronizacja działań między kompaniami</w:t>
+      </w:r>
     </w:p>
     <w:p>
       <w:r>
@@ -3864,6 +3922,7 @@
     </w:p>
     <w:p>
       <w:r>
+        <w:lastRenderedPageBreak/>
         <w:t xml:space="preserve">To jest </w:t>
       </w:r>
       <w:r>
@@ -3966,7 +4025,6 @@
         <w:rPr>
           <w:rFonts w:ascii="Segoe UI Emoji" w:hAnsi="Segoe UI Emoji" w:cs="Segoe UI Emoji"/>
         </w:rPr>
-        <w:lastRenderedPageBreak/>
         <w:t>🔥</w:t>
       </w:r>
       <w:r>
@@ -4030,12 +4088,15 @@
         <w:t xml:space="preserve">⭐ </w:t>
       </w:r>
       <w:r>
-        <w:t>jak OODA skraca czas decyzji.</w:t>
-      </w:r>
-    </w:p>
-    <w:p>
-      <w:r>
-        <w:t>— mechanizm, który większość ludzi myli**</w:t>
+        <w:t>jak OODA skraca czas decyzji</w:t>
+      </w:r>
+      <w:r>
+        <w:t>?</w:t>
+      </w:r>
+    </w:p>
+    <w:p>
+      <w:r>
+        <w:t>— mechanizm, który większość ludzi myli</w:t>
       </w:r>
     </w:p>
     <w:p>
@@ -4215,6 +4276,7 @@
         </w:numPr>
       </w:pPr>
       <w:r>
+        <w:lastRenderedPageBreak/>
         <w:t>zbierz dane</w:t>
       </w:r>
     </w:p>
@@ -4293,13 +4355,289 @@
     </w:p>
     <w:p>
       <w:r>
+        <w:t>To jest jak jazda autem:</w:t>
+      </w:r>
+    </w:p>
+    <w:p>
+      <w:r>
+        <w:t>nie „decydujesz dopiero gdy auto jest przed maską”, tylko widzisz je wcześniej → ORIENT jest ciągły, a DECIDE jest tylko kliknięciem.</w:t>
+      </w:r>
+    </w:p>
+    <w:p>
+      <w:pPr>
+        <w:pStyle w:val="Nagwek3"/>
+      </w:pPr>
+      <w:r>
+        <w:rPr>
+          <w:rFonts w:ascii="Segoe UI Emoji" w:hAnsi="Segoe UI Emoji" w:cs="Segoe UI Emoji"/>
+        </w:rPr>
+        <w:t>🔥</w:t>
+      </w:r>
+      <w:r>
+        <w:t xml:space="preserve"> 3. OODA skraca czas decyzji, bo priorytety są narzucane przez ORIENT, nie przez emocje</w:t>
+      </w:r>
+    </w:p>
+    <w:p>
+      <w:pPr>
+        <w:pStyle w:val="Nagwek4"/>
+      </w:pPr>
+      <w:r>
+        <w:t>DECIDE jest szybki wtedy, gdy:</w:t>
+      </w:r>
+    </w:p>
+    <w:p>
+      <w:pPr>
+        <w:pStyle w:val="Akapitzlist"/>
+        <w:numPr>
+          <w:ilvl w:val="0"/>
+          <w:numId w:val="13"/>
+        </w:numPr>
+      </w:pPr>
+      <w:r>
+        <w:t>nie ma chaosu</w:t>
+      </w:r>
+    </w:p>
+    <w:p>
+      <w:pPr>
+        <w:pStyle w:val="Akapitzlist"/>
+        <w:numPr>
+          <w:ilvl w:val="0"/>
+          <w:numId w:val="13"/>
+        </w:numPr>
+      </w:pPr>
+      <w:r>
+        <w:t>nie ma konfliktów między meldunkami</w:t>
+      </w:r>
+    </w:p>
+    <w:p>
+      <w:pPr>
+        <w:pStyle w:val="Akapitzlist"/>
+        <w:numPr>
+          <w:ilvl w:val="0"/>
+          <w:numId w:val="13"/>
+        </w:numPr>
+      </w:pPr>
+      <w:r>
+        <w:t>nie ma sprzecznych obrazów sytuacji</w:t>
+      </w:r>
+    </w:p>
+    <w:p>
+      <w:pPr>
+        <w:pStyle w:val="Akapitzlist"/>
+        <w:numPr>
+          <w:ilvl w:val="0"/>
+          <w:numId w:val="13"/>
+        </w:numPr>
+      </w:pPr>
+      <w:r>
+        <w:t>nie ma 6 osób mówiących co innego</w:t>
+      </w:r>
+    </w:p>
+    <w:p>
+      <w:r>
+        <w:t>W klasycznym C4ISR jest zawsze konflikt percepcji.</w:t>
+      </w:r>
+    </w:p>
+    <w:p>
+      <w:pPr>
+        <w:pStyle w:val="Nagwek4"/>
+      </w:pPr>
+      <w:r>
+        <w:t>W OODA:</w:t>
+      </w:r>
+    </w:p>
+    <w:p>
+      <w:r>
+        <w:rPr>
+          <w:rFonts w:ascii="Segoe UI Symbol" w:hAnsi="Segoe UI Symbol" w:cs="Segoe UI Symbol"/>
+        </w:rPr>
+        <w:t>✔</w:t>
+      </w:r>
+      <w:r>
+        <w:t xml:space="preserve"> ORIENT „ustawia sens”</w:t>
+      </w:r>
+    </w:p>
+    <w:p>
+      <w:r>
+        <w:rPr>
+          <w:rFonts w:ascii="Segoe UI Symbol" w:hAnsi="Segoe UI Symbol" w:cs="Segoe UI Symbol"/>
+        </w:rPr>
+        <w:t>✔</w:t>
+      </w:r>
+      <w:r>
+        <w:t xml:space="preserve"> a DECIDE tylko „wybiera kierunek”</w:t>
+      </w:r>
+    </w:p>
+    <w:p>
+      <w:proofErr w:type="gramStart"/>
+      <w:r>
+        <w:rPr>
+          <w:rFonts w:ascii="Segoe UI Symbol" w:hAnsi="Segoe UI Symbol" w:cs="Segoe UI Symbol"/>
+        </w:rPr>
+        <w:t>✔</w:t>
+      </w:r>
+      <w:proofErr w:type="gramEnd"/>
+      <w:r>
+        <w:t xml:space="preserve"> czyli trwa to 0,2 sekundy zamiast 20 sekund</w:t>
+      </w:r>
+    </w:p>
+    <w:p>
+      <w:pPr>
+        <w:pStyle w:val="Nagwek3"/>
+      </w:pPr>
+      <w:r>
+        <w:rPr>
+          <w:rFonts w:ascii="Segoe UI Emoji" w:hAnsi="Segoe UI Emoji" w:cs="Segoe UI Emoji"/>
+        </w:rPr>
+        <w:t>🔥</w:t>
+      </w:r>
+      <w:r>
+        <w:t xml:space="preserve"> 4. OODA skraca czas decyzji przez PREEMPCJĘ</w:t>
+      </w:r>
+    </w:p>
+    <w:p>
+      <w:r>
+        <w:t>To jest najważniejsze:</w:t>
+      </w:r>
+    </w:p>
+    <w:p>
+      <w:r>
+        <w:t>Dowódca nie musi:</w:t>
+      </w:r>
+    </w:p>
+    <w:p>
+      <w:pPr>
+        <w:pStyle w:val="Akapitzlist"/>
+        <w:numPr>
+          <w:ilvl w:val="0"/>
+          <w:numId w:val="14"/>
+        </w:numPr>
+      </w:pPr>
+      <w:r>
+        <w:t>analizować wszystkiego od zera</w:t>
+      </w:r>
+    </w:p>
+    <w:p>
+      <w:pPr>
+        <w:pStyle w:val="Akapitzlist"/>
+        <w:numPr>
+          <w:ilvl w:val="0"/>
+          <w:numId w:val="14"/>
+        </w:numPr>
+      </w:pPr>
+      <w:r>
+        <w:t>czekać na kolejne dane</w:t>
+      </w:r>
+    </w:p>
+    <w:p>
+      <w:pPr>
+        <w:pStyle w:val="Akapitzlist"/>
+        <w:numPr>
+          <w:ilvl w:val="0"/>
+          <w:numId w:val="14"/>
+        </w:numPr>
+      </w:pPr>
+      <w:r>
+        <w:t>porównywać informacji</w:t>
+      </w:r>
+    </w:p>
+    <w:p>
+      <w:pPr>
+        <w:pStyle w:val="Akapitzlist"/>
+        <w:numPr>
+          <w:ilvl w:val="0"/>
+          <w:numId w:val="14"/>
+        </w:numPr>
+      </w:pPr>
+      <w:r>
+        <w:t>walczyć z szumem</w:t>
+      </w:r>
+    </w:p>
+    <w:p>
+      <w:pPr>
+        <w:pStyle w:val="Akapitzlist"/>
+        <w:numPr>
+          <w:ilvl w:val="0"/>
+          <w:numId w:val="14"/>
+        </w:numPr>
+      </w:pPr>
+      <w:r>
+        <w:t>tłumić strachu i presji</w:t>
+      </w:r>
+    </w:p>
+    <w:p>
+      <w:r>
+        <w:t>Bo jego mózg jest cały czas w rytmie:</w:t>
+      </w:r>
+      <w:r>
+        <w:tab/>
+      </w:r>
+    </w:p>
+    <w:p>
+      <w:proofErr w:type="spellStart"/>
+      <w:r>
+        <w:t>Observe</w:t>
+      </w:r>
+      <w:proofErr w:type="spellEnd"/>
+      <w:r>
+        <w:t xml:space="preserve"> → Orient → </w:t>
+      </w:r>
+      <w:proofErr w:type="spellStart"/>
+      <w:r>
+        <w:t>Observe</w:t>
+      </w:r>
+      <w:proofErr w:type="spellEnd"/>
+      <w:r>
+        <w:t xml:space="preserve"> → Orient → </w:t>
+      </w:r>
+      <w:proofErr w:type="spellStart"/>
+      <w:r>
+        <w:t>Observe</w:t>
+      </w:r>
+      <w:proofErr w:type="spellEnd"/>
+      <w:r>
+        <w:t xml:space="preserve"> → Orient…</w:t>
+      </w:r>
+    </w:p>
+    <w:p>
+      <w:r>
         <w:lastRenderedPageBreak/>
-        <w:t>To jest jak jazda autem:</w:t>
-      </w:r>
-    </w:p>
-    <w:p>
-      <w:r>
-        <w:t>nie „decydujesz dopiero gdy auto jest przed maską”, tylko widzisz je wcześniej → ORIENT jest ciągły, a DECIDE jest tylko kliknięciem.</w:t>
+        <w:t>Dzięki temu:</w:t>
+      </w:r>
+    </w:p>
+    <w:p>
+      <w:r>
+        <w:rPr>
+          <w:rFonts w:ascii="Segoe UI Symbol" w:hAnsi="Segoe UI Symbol" w:cs="Segoe UI Symbol"/>
+        </w:rPr>
+        <w:t>✔</w:t>
+      </w:r>
+      <w:r>
+        <w:t xml:space="preserve"> decyzja pojawia się sama</w:t>
+      </w:r>
+    </w:p>
+    <w:p>
+      <w:proofErr w:type="gramStart"/>
+      <w:r>
+        <w:rPr>
+          <w:rFonts w:ascii="Segoe UI Symbol" w:hAnsi="Segoe UI Symbol" w:cs="Segoe UI Symbol"/>
+        </w:rPr>
+        <w:t>✔</w:t>
+      </w:r>
+      <w:proofErr w:type="gramEnd"/>
+      <w:r>
+        <w:t xml:space="preserve"> bo pętla jest już „naładowana” kontekstem</w:t>
+      </w:r>
+    </w:p>
+    <w:p>
+      <w:r>
+        <w:rPr>
+          <w:rFonts w:ascii="Segoe UI Symbol" w:hAnsi="Segoe UI Symbol" w:cs="Segoe UI Symbol"/>
+        </w:rPr>
+        <w:t>✔</w:t>
+      </w:r>
+      <w:r>
+        <w:t xml:space="preserve"> więc DECIDE trwa sekundę, nie minutę</w:t>
       </w:r>
     </w:p>
     <w:p>
@@ -4310,18 +4648,23 @@
         <w:rPr>
           <w:rFonts w:ascii="Segoe UI Emoji" w:hAnsi="Segoe UI Emoji" w:cs="Segoe UI Emoji"/>
         </w:rPr>
-        <w:t>🔥</w:t>
-      </w:r>
-      <w:r>
-        <w:t xml:space="preserve"> 3. OODA skraca czas decyzji, bo priorytety są narzucane przez ORIENT, nie przez emocje</w:t>
-      </w:r>
-    </w:p>
-    <w:p>
-      <w:pPr>
-        <w:pStyle w:val="Nagwek4"/>
-      </w:pPr>
-      <w:r>
-        <w:t>DECIDE jest szybki wtedy, gdy:</w:t>
+        <w:t>⭐</w:t>
+      </w:r>
+      <w:r>
+        <w:t xml:space="preserve"> DLACZEGO AZRAMATA SKRACA CZAS DECYZJI JESZCZE BARDZIEJ?</w:t>
+      </w:r>
+    </w:p>
+    <w:p>
+      <w:r>
+        <w:t xml:space="preserve">Bo </w:t>
+      </w:r>
+      <w:proofErr w:type="spellStart"/>
+      <w:r>
+        <w:t>Azramata</w:t>
+      </w:r>
+      <w:proofErr w:type="spellEnd"/>
+      <w:r>
+        <w:t xml:space="preserve"> robi to, co zabija 80% czasu dowódcy:</w:t>
       </w:r>
     </w:p>
     <w:p>
@@ -4329,11 +4672,11 @@
         <w:pStyle w:val="Akapitzlist"/>
         <w:numPr>
           <w:ilvl w:val="0"/>
-          <w:numId w:val="13"/>
-        </w:numPr>
-      </w:pPr>
-      <w:r>
-        <w:t>nie ma chaosu</w:t>
+          <w:numId w:val="15"/>
+        </w:numPr>
+      </w:pPr>
+      <w:r>
+        <w:t>Usuwa szum (czas wraca)</w:t>
       </w:r>
     </w:p>
     <w:p>
@@ -4341,11 +4684,11 @@
         <w:pStyle w:val="Akapitzlist"/>
         <w:numPr>
           <w:ilvl w:val="0"/>
-          <w:numId w:val="13"/>
-        </w:numPr>
-      </w:pPr>
-      <w:r>
-        <w:t>nie ma konfliktów między meldunkami</w:t>
+          <w:numId w:val="15"/>
+        </w:numPr>
+      </w:pPr>
+      <w:r>
+        <w:t>Ujednolica interpretację (czas wraca)</w:t>
       </w:r>
     </w:p>
     <w:p>
@@ -4353,11 +4696,11 @@
         <w:pStyle w:val="Akapitzlist"/>
         <w:numPr>
           <w:ilvl w:val="0"/>
-          <w:numId w:val="13"/>
-        </w:numPr>
-      </w:pPr>
-      <w:r>
-        <w:t>nie ma sprzecznych obrazów sytuacji</w:t>
+          <w:numId w:val="15"/>
+        </w:numPr>
+      </w:pPr>
+      <w:r>
+        <w:t>Stabilizuje percepcję pod stresem (czas wraca)</w:t>
       </w:r>
     </w:p>
     <w:p>
@@ -4365,83 +4708,11 @@
         <w:pStyle w:val="Akapitzlist"/>
         <w:numPr>
           <w:ilvl w:val="0"/>
-          <w:numId w:val="13"/>
-        </w:numPr>
-      </w:pPr>
-      <w:r>
-        <w:t>nie ma 6 osób mówiących co innego</w:t>
-      </w:r>
-    </w:p>
-    <w:p>
-      <w:r>
-        <w:t>W klasycznym C4ISR jest zawsze konflikt percepcji.</w:t>
-      </w:r>
-    </w:p>
-    <w:p>
-      <w:pPr>
-        <w:pStyle w:val="Nagwek4"/>
-      </w:pPr>
-      <w:r>
-        <w:t>W OODA:</w:t>
-      </w:r>
-    </w:p>
-    <w:p>
-      <w:r>
-        <w:rPr>
-          <w:rFonts w:ascii="Segoe UI Symbol" w:hAnsi="Segoe UI Symbol" w:cs="Segoe UI Symbol"/>
-        </w:rPr>
-        <w:t>✔</w:t>
-      </w:r>
-      <w:r>
-        <w:t xml:space="preserve"> ORIENT „ustawia sens”</w:t>
-      </w:r>
-    </w:p>
-    <w:p>
-      <w:r>
-        <w:rPr>
-          <w:rFonts w:ascii="Segoe UI Symbol" w:hAnsi="Segoe UI Symbol" w:cs="Segoe UI Symbol"/>
-        </w:rPr>
-        <w:t>✔</w:t>
-      </w:r>
-      <w:r>
-        <w:t xml:space="preserve"> a DECIDE tylko „wybiera kierunek”</w:t>
-      </w:r>
-    </w:p>
-    <w:p>
-      <w:proofErr w:type="gramStart"/>
-      <w:r>
-        <w:rPr>
-          <w:rFonts w:ascii="Segoe UI Symbol" w:hAnsi="Segoe UI Symbol" w:cs="Segoe UI Symbol"/>
-        </w:rPr>
-        <w:t>✔</w:t>
-      </w:r>
-      <w:proofErr w:type="gramEnd"/>
-      <w:r>
-        <w:t xml:space="preserve"> czyli trwa to 0,2 sekundy zamiast 20 sekund</w:t>
-      </w:r>
-    </w:p>
-    <w:p>
-      <w:pPr>
-        <w:pStyle w:val="Nagwek3"/>
-      </w:pPr>
-      <w:r>
-        <w:rPr>
-          <w:rFonts w:ascii="Segoe UI Emoji" w:hAnsi="Segoe UI Emoji" w:cs="Segoe UI Emoji"/>
-        </w:rPr>
-        <w:t>🔥</w:t>
-      </w:r>
-      <w:r>
-        <w:t xml:space="preserve"> 4. OODA skraca czas decyzji przez PREEMPCJĘ</w:t>
-      </w:r>
-    </w:p>
-    <w:p>
-      <w:r>
-        <w:t>To jest najważniejsze:</w:t>
-      </w:r>
-    </w:p>
-    <w:p>
-      <w:r>
-        <w:t>Dowódca nie musi:</w:t>
+          <w:numId w:val="15"/>
+        </w:numPr>
+      </w:pPr>
+      <w:r>
+        <w:t>Ustawia priorytety automatycznie (czas wraca)</w:t>
       </w:r>
     </w:p>
     <w:p>
@@ -4449,220 +4720,10 @@
         <w:pStyle w:val="Akapitzlist"/>
         <w:numPr>
           <w:ilvl w:val="0"/>
-          <w:numId w:val="14"/>
-        </w:numPr>
-      </w:pPr>
-      <w:r>
-        <w:t>analizować wszystkiego od zera</w:t>
-      </w:r>
-    </w:p>
-    <w:p>
-      <w:pPr>
-        <w:pStyle w:val="Akapitzlist"/>
-        <w:numPr>
-          <w:ilvl w:val="0"/>
-          <w:numId w:val="14"/>
-        </w:numPr>
-      </w:pPr>
-      <w:r>
-        <w:t>czekać na kolejne dane</w:t>
-      </w:r>
-    </w:p>
-    <w:p>
-      <w:pPr>
-        <w:pStyle w:val="Akapitzlist"/>
-        <w:numPr>
-          <w:ilvl w:val="0"/>
-          <w:numId w:val="14"/>
-        </w:numPr>
-      </w:pPr>
-      <w:r>
-        <w:t>porównywać informacji</w:t>
-      </w:r>
-    </w:p>
-    <w:p>
-      <w:pPr>
-        <w:pStyle w:val="Akapitzlist"/>
-        <w:numPr>
-          <w:ilvl w:val="0"/>
-          <w:numId w:val="14"/>
-        </w:numPr>
-      </w:pPr>
-      <w:r>
-        <w:t>walczyć z szumem</w:t>
-      </w:r>
-    </w:p>
-    <w:p>
-      <w:pPr>
-        <w:pStyle w:val="Akapitzlist"/>
-        <w:numPr>
-          <w:ilvl w:val="0"/>
-          <w:numId w:val="14"/>
-        </w:numPr>
-      </w:pPr>
-      <w:r>
-        <w:t>tłumić strachu i presji</w:t>
-      </w:r>
-    </w:p>
-    <w:p>
-      <w:r>
-        <w:t>Bo jego mózg jest cały czas w rytmie:</w:t>
-      </w:r>
-      <w:r>
-        <w:tab/>
-      </w:r>
-    </w:p>
-    <w:p>
-      <w:proofErr w:type="spellStart"/>
-      <w:r>
-        <w:t>Observe</w:t>
-      </w:r>
-      <w:proofErr w:type="spellEnd"/>
-      <w:r>
-        <w:t xml:space="preserve"> → Orient → </w:t>
-      </w:r>
-      <w:proofErr w:type="spellStart"/>
-      <w:r>
-        <w:t>Observe</w:t>
-      </w:r>
-      <w:proofErr w:type="spellEnd"/>
-      <w:r>
-        <w:t xml:space="preserve"> → Orient → </w:t>
-      </w:r>
-      <w:proofErr w:type="spellStart"/>
-      <w:r>
-        <w:t>Observe</w:t>
-      </w:r>
-      <w:proofErr w:type="spellEnd"/>
-      <w:r>
-        <w:t xml:space="preserve"> → Orient…</w:t>
-      </w:r>
-    </w:p>
-    <w:p>
-      <w:r>
-        <w:t>Dzięki temu:</w:t>
-      </w:r>
-    </w:p>
-    <w:p>
-      <w:r>
-        <w:rPr>
-          <w:rFonts w:ascii="Segoe UI Symbol" w:hAnsi="Segoe UI Symbol" w:cs="Segoe UI Symbol"/>
-        </w:rPr>
-        <w:t>✔</w:t>
-      </w:r>
-      <w:r>
-        <w:t xml:space="preserve"> decyzja pojawia się sama</w:t>
-      </w:r>
-    </w:p>
-    <w:p>
-      <w:proofErr w:type="gramStart"/>
-      <w:r>
-        <w:rPr>
-          <w:rFonts w:ascii="Segoe UI Symbol" w:hAnsi="Segoe UI Symbol" w:cs="Segoe UI Symbol"/>
-        </w:rPr>
-        <w:t>✔</w:t>
-      </w:r>
-      <w:proofErr w:type="gramEnd"/>
-      <w:r>
-        <w:t xml:space="preserve"> bo pętla jest już „naładowana” kontekstem</w:t>
-      </w:r>
-    </w:p>
-    <w:p>
-      <w:r>
-        <w:rPr>
-          <w:rFonts w:ascii="Segoe UI Symbol" w:hAnsi="Segoe UI Symbol" w:cs="Segoe UI Symbol"/>
-        </w:rPr>
-        <w:t>✔</w:t>
-      </w:r>
-      <w:r>
-        <w:t xml:space="preserve"> więc DECIDE trwa sekundę, nie minutę</w:t>
-      </w:r>
-    </w:p>
-    <w:p>
-      <w:pPr>
-        <w:pStyle w:val="Nagwek3"/>
-      </w:pPr>
-      <w:r>
-        <w:rPr>
-          <w:rFonts w:ascii="Segoe UI Emoji" w:hAnsi="Segoe UI Emoji" w:cs="Segoe UI Emoji"/>
-        </w:rPr>
-        <w:t>⭐</w:t>
-      </w:r>
-      <w:r>
-        <w:t xml:space="preserve"> DLACZEGO AZRAMATA SKRACA CZAS DECYZJI JESZCZE BARDZIEJ?</w:t>
-      </w:r>
-    </w:p>
-    <w:p>
-      <w:r>
-        <w:t xml:space="preserve">Bo </w:t>
-      </w:r>
-      <w:proofErr w:type="spellStart"/>
-      <w:r>
-        <w:t>Azramata</w:t>
-      </w:r>
-      <w:proofErr w:type="spellEnd"/>
-      <w:r>
-        <w:t xml:space="preserve"> robi to, co zabija 80% czasu dowódcy:</w:t>
-      </w:r>
-    </w:p>
-    <w:p>
-      <w:pPr>
-        <w:pStyle w:val="Akapitzlist"/>
-        <w:numPr>
-          <w:ilvl w:val="0"/>
           <w:numId w:val="15"/>
         </w:numPr>
       </w:pPr>
       <w:r>
-        <w:t>Usuwa szum (czas wraca)</w:t>
-      </w:r>
-    </w:p>
-    <w:p>
-      <w:pPr>
-        <w:pStyle w:val="Akapitzlist"/>
-        <w:numPr>
-          <w:ilvl w:val="0"/>
-          <w:numId w:val="15"/>
-        </w:numPr>
-      </w:pPr>
-      <w:r>
-        <w:t>Ujednolica interpretację (czas wraca)</w:t>
-      </w:r>
-    </w:p>
-    <w:p>
-      <w:pPr>
-        <w:pStyle w:val="Akapitzlist"/>
-        <w:numPr>
-          <w:ilvl w:val="0"/>
-          <w:numId w:val="15"/>
-        </w:numPr>
-      </w:pPr>
-      <w:r>
-        <w:t>Stabilizuje percepcję pod stresem (czas wraca)</w:t>
-      </w:r>
-    </w:p>
-    <w:p>
-      <w:pPr>
-        <w:pStyle w:val="Akapitzlist"/>
-        <w:numPr>
-          <w:ilvl w:val="0"/>
-          <w:numId w:val="15"/>
-        </w:numPr>
-      </w:pPr>
-      <w:r>
-        <w:t>Ustawia priorytety automatycznie (czas wraca)</w:t>
-      </w:r>
-    </w:p>
-    <w:p>
-      <w:pPr>
-        <w:pStyle w:val="Akapitzlist"/>
-        <w:numPr>
-          <w:ilvl w:val="0"/>
-          <w:numId w:val="15"/>
-        </w:numPr>
-      </w:pPr>
-      <w:r>
-        <w:lastRenderedPageBreak/>
         <w:t>Robi „czysty ORIENT” zamiast brudnego (czas wraca)</w:t>
       </w:r>
     </w:p>
